--- a/OnePager_Superconductivity_Classification.docx
+++ b/OnePager_Superconductivity_Classification.docx
@@ -779,10 +779,7 @@
         <w:pStyle w:val="Normal"/>
         <w:bidi w:val="0"/>
         <w:rPr>
-          <w:rFonts w:ascii="Aptos" w:hAnsi="Aptos" w:eastAsia="Aptos" w:cs="Aptos"/>
-          <w:noProof w:val="0"/>
-          <w:sz w:val="24"/>
-          <w:szCs w:val="24"/>
+          <w:noProof w:val="0"/>
           <w:lang w:val="en-US"/>
         </w:rPr>
       </w:pPr>
@@ -1468,7 +1465,7 @@
                 <w:sz w:val="19"/>
                 <w:szCs w:val="19"/>
               </w:rPr>
-              <w:t>4</w:t>
+              <w:t xml:space="preserve">5 </w:t>
             </w:r>
             <w:r>
               <w:rPr>
@@ -1483,7 +1480,7 @@
                 <w:sz w:val="19"/>
                 <w:szCs w:val="19"/>
               </w:rPr>
-              <w:t xml:space="preserve"> / 791 (95%)</w:t>
+              <w:t>/ 791 (95%)</w:t>
             </w:r>
           </w:p>
         </w:tc>
@@ -1553,7 +1550,7 @@
                 <w:sz w:val="19"/>
                 <w:szCs w:val="19"/>
               </w:rPr>
-              <w:t>7</w:t>
+              <w:t>6</w:t>
             </w:r>
           </w:p>
         </w:tc>
@@ -1576,8 +1573,12 @@
           </w:tcPr>
           <w:p>
             <w:pPr>
+              <w:pStyle w:val="Normal"/>
+              <w:suppressLineNumbers w:val="0"/>
               <w:bidi w:val="0"/>
-              <w:spacing w:before="0" w:beforeAutospacing="off" w:after="0" w:afterAutospacing="off"/>
+              <w:spacing w:before="0" w:beforeAutospacing="off" w:after="0" w:afterAutospacing="off" w:line="279" w:lineRule="auto"/>
+              <w:ind w:left="0" w:right="0"/>
+              <w:jc w:val="left"/>
               <w:rPr>
                 <w:rFonts w:ascii="Segoe UI" w:hAnsi="Segoe UI" w:eastAsia="Segoe UI" w:cs="Segoe UI"/>
                 <w:b w:val="0"/>
@@ -1619,7 +1620,7 @@
                 <w:sz w:val="19"/>
                 <w:szCs w:val="19"/>
               </w:rPr>
-              <w:t>29</w:t>
+              <w:t>35</w:t>
             </w:r>
           </w:p>
         </w:tc>
@@ -1915,7 +1916,14 @@
           <w:noProof w:val="0"/>
           <w:lang w:val="en-US"/>
         </w:rPr>
-        <w:t>37</w:t>
+        <w:t>3</w:t>
+      </w:r>
+      <w:r>
+        <w:rPr>
+          <w:noProof w:val="0"/>
+          <w:lang w:val="en-US"/>
+        </w:rPr>
+        <w:t>6</w:t>
       </w:r>
       <w:r>
         <w:rPr>
@@ -2027,7 +2035,14 @@
           <w:noProof w:val="0"/>
           <w:lang w:val="en-US"/>
         </w:rPr>
-        <w:t>545</w:t>
+        <w:t>5</w:t>
+      </w:r>
+      <w:r>
+        <w:rPr>
+          <w:noProof w:val="0"/>
+          <w:lang w:val="en-US"/>
+        </w:rPr>
+        <w:t>39</w:t>
       </w:r>
       <w:r>
         <w:rPr>
